--- a/aura-documents/output/word/09-marketing-and-finance/10-purchase-order-and-purchasing-procedure.docx
+++ b/aura-documents/output/word/09-marketing-and-finance/10-purchase-order-and-purchasing-procedure.docx
@@ -30,7 +30,7 @@
           <w:color w:val="7A6753"/>
           <w:sz w:val="16"/>
         </w:rPr>
-        <w:t xml:space="preserve">Document No. AUR-FIN-10 · Version 0.1 (Draft) · Owner: General Manager · Effective: </w:t>
+        <w:t xml:space="preserve">Document No. AUR-FIN-10 · Version 0.2 (Draft) · Owner: General Manager · Effective: </w:t>
       </w:r>
       <w:r>
         <w:rPr>
@@ -168,7 +168,7 @@
                 <w:color w:val="4A3A2C"/>
                 <w:sz w:val="17"/>
               </w:rPr>
-              <w:t>Requester (Host, Clinical Lead, Marketing lead)</w:t>
+              <w:t>Requester (Host, Healer, Breathwork &amp; Sound Healing Facilitator, Marketing lead)</w:t>
             </w:r>
           </w:p>
         </w:tc>
@@ -340,49 +340,6 @@
                 <w:color w:val="4A3A2C"/>
                 <w:sz w:val="17"/>
               </w:rPr>
-              <w:t>Clinical Lead</w:t>
-            </w:r>
-          </w:p>
-        </w:tc>
-        <w:tc>
-          <w:tcPr>
-            <w:tcW w:type="dxa" w:w="4706"/>
-          </w:tcPr>
-          <w:p>
-            <w:pPr>
-              <w:spacing w:before="40" w:after="40" w:line="276" w:lineRule="auto"/>
-            </w:pPr>
-            <w:r>
-              <w:rPr>
-                <w:rFonts w:ascii="Jost" w:hAnsi="Jost" w:cs="Jost" w:eastAsia="Jost"/>
-                <w:b w:val="0"/>
-                <w:i w:val="0"/>
-                <w:color w:val="4A3A2C"/>
-                <w:sz w:val="17"/>
-              </w:rPr>
-              <w:t>Sole requester for clinical and IV supplies; confirms DHA compliance</w:t>
-            </w:r>
-          </w:p>
-        </w:tc>
-      </w:tr>
-      <w:tr>
-        <w:tc>
-          <w:tcPr>
-            <w:tcW w:type="dxa" w:w="4706"/>
-            <w:shd w:val="clear" w:color="auto" w:fill="FBF5EE"/>
-          </w:tcPr>
-          <w:p>
-            <w:pPr>
-              <w:spacing w:before="40" w:after="40" w:line="276" w:lineRule="auto"/>
-            </w:pPr>
-            <w:r>
-              <w:rPr>
-                <w:rFonts w:ascii="Jost" w:hAnsi="Jost" w:cs="Jost" w:eastAsia="Jost"/>
-                <w:b w:val="0"/>
-                <w:i w:val="0"/>
-                <w:color w:val="4A3A2C"/>
-                <w:sz w:val="17"/>
-              </w:rPr>
               <w:t xml:space="preserve">Finance / bookkeeper </w:t>
             </w:r>
             <w:r>
@@ -400,7 +357,6 @@
         <w:tc>
           <w:tcPr>
             <w:tcW w:type="dxa" w:w="4706"/>
-            <w:shd w:val="clear" w:color="auto" w:fill="FBF5EE"/>
           </w:tcPr>
           <w:p>
             <w:pPr>
@@ -1505,7 +1461,7 @@
           <w:color w:val="4A3A2C"/>
           <w:sz w:val="20"/>
         </w:rPr>
-        <w:t xml:space="preserve"> Receiver checks goods against the PO: quantity, condition, expiry dates (salt, chemicals, clinical supplies), safety data sheets. Signs delivery note. Clinical supplies are received and stored by the Clinical Lead.</w:t>
+        <w:t xml:space="preserve"> Receiver checks goods against the PO: quantity, condition, expiry dates (salt cabin supplies, chemicals, refreshments), safety data sheets. Signs delivery note. Branded amenities and retail stock are checked against the approved artwork and specification.</w:t>
       </w:r>
     </w:p>
     <w:p>
